--- a/system-development/guides/development-guide-fr_FR.docx
+++ b/system-development/guides/development-guide-fr_FR.docx
@@ -274,7 +274,7 @@
         <w:jc w:val="left"/>
       </w:pPr>
       <w:r>
-        <w:t>1.4.0 · 2026-10-10</w:t>
+        <w:t>1.4.4 · 2026-10-12</w:t>
       </w:r>
     </w:p>
     <w:p>
@@ -7735,7 +7735,7 @@
           <w:rtl w:val="0"/>
           <w:lang w:val="en-US" w:eastAsia="fr-FR" w:bidi="fr-FR"/>
         </w:rPr>
-        <w:t>&lt;p&gt;&lt;?php echo esc_html( $invoice-&gt;store['details'] ); ?&gt;&lt;/p&gt;</w:t>
+        <w:t>&lt;?php if ($show('show_store_details')) {</w:t>
       </w:r>
     </w:p>
     <w:p>
@@ -7753,7 +7753,7 @@
           <w:rtl w:val="0"/>
           <w:lang w:val="en-US" w:eastAsia="fr-FR" w:bidi="fr-FR"/>
         </w:rPr>
-        <w:t>&lt;bdi dir="ltr"&gt;</w:t>
+        <w:t>printf('&lt;p&gt;%s&lt;/p&gt;', esc_html($invoice-&gt;store['details'])); }</w:t>
       </w:r>
     </w:p>
     <w:p>
@@ -7771,7 +7771,7 @@
           <w:rtl w:val="0"/>
           <w:lang w:val="en-US" w:eastAsia="fr-FR" w:bidi="fr-FR"/>
         </w:rPr>
-        <w:t xml:space="preserve">  &lt;?php echo esc_html( $invoice-&gt;store['email'] ); ?&gt;</w:t>
+        <w:t>if ($show('show_store_email')) {</w:t>
       </w:r>
     </w:p>
     <w:p>
@@ -7789,7 +7789,7 @@
           <w:rtl w:val="0"/>
           <w:lang w:val="en-US" w:eastAsia="fr-FR" w:bidi="fr-FR"/>
         </w:rPr>
-        <w:t>&lt;/bdi&gt;</w:t>
+        <w:t>printf('&lt;bdi dir="ltr"&gt;%s&lt;/bdi&gt;', esc_html($invoice-&gt;store['email'])); } ?&gt;</w:t>
       </w:r>
     </w:p>
     <w:p>
@@ -25612,7 +25612,7 @@
           <w:lang w:val="fr-FR" w:bidi="fr-FR"/>
           <w:rtl w:val="0"/>
         </w:rPr>
-        <w:t>1.4.0 · 2026-10-10 · c894eb05d2120a4bba09aa3500fe2842a0e48d74</w:t>
+        <w:t>1.4.4 · 2026-10-12 · c894eb05d2120a4bba09aa3500fe2842a0e48d74</w:t>
       </w:r>
     </w:p>
     <w:p>
@@ -26780,6 +26780,152 @@
         <w:t>docs/cross-platform-printing.md · print-agent/README.md</w:t>
       </w:r>
     </w:p>
+    <w:p>
+      <w:pPr>
+        <w:pStyle w:val="Heading1"/>
+        <w:keepNext/>
+        <w:pageBreakBefore/>
+        <w:bidi w:val="0"/>
+        <w:jc w:val="left"/>
+      </w:pPr>
+      <w:pPr>
+        <w:pStyle w:val="Heading1"/>
+      </w:pPr>
+      <w:r>
+        <w:rPr>
+          <w:rFonts w:ascii="Arial" w:hAnsi="Arial" w:eastAsia="Arial" w:cs="Arial"/>
+          <w:color w:val="000000"/>
+          <w:rtl w:val="0"/>
+          <w:lang w:val="en-US" w:eastAsia="fr-FR" w:bidi="fr-FR"/>
+          <w:bCs w:val="1"/>
+        </w:rPr>
+        <w:t>Présentation des factures en version 1 4 4</w:t>
+      </w:r>
+    </w:p>
+    <w:p>
+      <w:pPr>
+        <w:keepNext w:val="0"/>
+        <w:bidi w:val="0"/>
+        <w:jc w:val="left"/>
+      </w:pPr>
+      <w:pPr/>
+      <w:r>
+        <w:rPr>
+          <w:rFonts w:ascii="Arial" w:hAnsi="Arial" w:eastAsia="Arial" w:cs="Arial"/>
+          <w:color w:val="000000"/>
+          <w:rtl w:val="0"/>
+          <w:lang w:val="en-US" w:eastAsia="fr-FR" w:bidi="fr-FR"/>
+        </w:rPr>
+        <w:t>Dans Modèles, choisissez les champs du magasin, du client, de la commande, des articles et de fin de facture. Sans préférence enregistrée, le nom du magasin et l’adresse de livraison sont visibles. Nom du client, rôle du client, courriel, adresses de facturation/magasin, contacts, dates, méthodes, détails des articles, ventilation des montants, note et pied de page sont masqués. Les choix explicitement enregistrés restent actifs. Le recours à l’adresse de facturation et l’expéditeur sont désactivés en l’absence de choix. Ce complément remplace les anciens défauts d’affichage.</w:t>
+      </w:r>
+    </w:p>
+    <w:p>
+      <w:pPr>
+        <w:keepNext w:val="0"/>
+        <w:bidi w:val="0"/>
+        <w:jc w:val="left"/>
+      </w:pPr>
+      <w:pPr/>
+      <w:r>
+        <w:rPr>
+          <w:rFonts w:ascii="Arial" w:hAnsi="Arial" w:eastAsia="Arial" w:cs="Arial"/>
+          <w:color w:val="000000"/>
+          <w:rtl w:val="0"/>
+          <w:lang w:val="en-US" w:eastAsia="fr-FR" w:bidi="fr-FR"/>
+        </w:rPr>
+        <w:t>Le rôle correspond aux rôles actuels traduits du compte WordPress lié ; sans compte lié, Invité apparaît. Référence, noms, quantités, montants dus des lignes et total final restent présents. Masquer une ventilation ne recalcule pas les montants enregistrés. Étiquettes et listes de colisage restent sans prix. Vérifiez une commande réelle après mise à jour.</w:t>
+      </w:r>
+    </w:p>
+    <w:p>
+      <w:pPr>
+        <w:keepNext w:val="0"/>
+        <w:bidi w:val="0"/>
+        <w:jc w:val="left"/>
+      </w:pPr>
+      <w:pPr/>
+      <w:r>
+        <w:rPr>
+          <w:rFonts w:ascii="Arial" w:hAnsi="Arial" w:eastAsia="Arial" w:cs="Arial"/>
+          <w:color w:val="000000"/>
+          <w:rtl w:val="0"/>
+          <w:lang w:val="en-US" w:eastAsia="fr-FR" w:bidi="fr-FR"/>
+        </w:rPr>
+        <w:t>Choisissez DejaVu Sans, DejaVu Serif ou DejaVu Sans Mono, de 6 à 16 points ; Sans 10 points est le défaut. Les polices PDF de repli par écriture sont conservées. L’espacement compact réduit marges et remplissage. Espacement compact, page unique et hauteur thermique sont désactivés par défaut.</w:t>
+      </w:r>
+    </w:p>
+    <w:p>
+      <w:pPr>
+        <w:keepNext w:val="0"/>
+        <w:bidi w:val="0"/>
+        <w:jc w:val="left"/>
+      </w:pPr>
+      <w:pPr/>
+      <w:r>
+        <w:rPr>
+          <w:rFonts w:ascii="Arial" w:hAnsi="Arial" w:eastAsia="Arial" w:cs="Arial"/>
+          <w:color w:val="000000"/>
+          <w:rtl w:val="0"/>
+          <w:lang w:val="en-US" w:eastAsia="fr-FR" w:bidi="fr-FR"/>
+        </w:rPr>
+        <w:t>Le PDF sur une page conserve tout le contenu par mise à l’échelle uniforme, à 60 % minimum ; au-delà, une erreur explicite évite toute coupure. Masquez des champs facultatifs, compactez ou choisissez un papier plus grand. La hauteur thermique conserve largeur 58/80 mm et police sur une page de rouleau de 2 000 mm maximum ; un contenu plus long échoue. Le navigateur utilise le lecteur PDF avec confirmation à l’extérieur. Papier et échelle du pilote déterminent l’impression physique.</w:t>
+      </w:r>
+    </w:p>
+    <w:p>
+      <w:pPr>
+        <w:keepNext w:val="0"/>
+        <w:bidi w:val="0"/>
+        <w:jc w:val="left"/>
+      </w:pPr>
+      <w:pPr/>
+      <w:r>
+        <w:rPr>
+          <w:rFonts w:ascii="Arial" w:hAnsi="Arial" w:eastAsia="Arial" w:cs="Arial"/>
+          <w:color w:val="000000"/>
+          <w:rtl w:val="0"/>
+          <w:lang w:val="en-US" w:eastAsia="fr-FR" w:bidi="fr-FR"/>
+        </w:rPr>
+        <w:t>Les chemins PDF actuels n’offrent aucune commande portable de coupe. Réglez la coupe en fin de document dans le pilote compatible. CUPS demande job-sheets=none pour supprimer les pages de garde facultatives ; une politique serveur obligatoire peut en ajouter. Extension 1.4.4, schéma 1.4.3, capacités 1.4.0 et marque de retrait du fournisseur 1.3.0.</w:t>
+      </w:r>
+    </w:p>
+    <w:p>
+      <w:pPr>
+        <w:keepNext w:val="0"/>
+        <w:bidi w:val="0"/>
+        <w:jc w:val="left"/>
+      </w:pPr>
+      <w:pPr/>
+      <w:r>
+        <w:rPr>
+          <w:rFonts w:ascii="Arial" w:hAnsi="Arial" w:eastAsia="Arial" w:cs="Arial"/>
+          <w:color w:val="000000"/>
+          <w:rtl w:val="0"/>
+          <w:lang w:val="en-US" w:eastAsia="fr-FR" w:bidi="fr-FR"/>
+        </w:rPr>
+        <w:t>Les modèles personnalisés doivent adopter les aides de présentation fournies. Le modèle autorisé complet reste accessible ; la visibilité ne contrôle pas l’accès. Préservez échappement, RTL et polices de repli ; testez masquage, choix explicites, total final, contenu complet et échec des commandes trop longues. Consultez docs/invoice-layout.md et docs/review-1.4.4.md.</w:t>
+      </w:r>
+    </w:p>
+    <w:p>
+      <w:pPr>
+        <w:pStyle w:val="Code"/>
+      </w:pPr>
+      <w:r>
+        <w:t>InvoiceData-&gt;customer['role']</w:t>
+        <w:br/>
+        <w:t>InvoiceData-&gt;fulfillment['presentation']</w:t>
+        <w:br/>
+        <w:t>SettingsRepository::presentation()</w:t>
+        <w:br/>
+        <w:t>invoice_font: dejavusans | dejavuserif | dejavusansmono</w:t>
+        <w:br/>
+        <w:t>invoice_font_size: 6..16 (default 10)</w:t>
+        <w:br/>
+        <w:t>compact_layout | single_page | thermal_auto_height: false</w:t>
+        <w:br/>
+        <w:t>show_*: individual booleans (flat)</w:t>
+        <w:br/>
+        <w:t>docs/invoice-layout.md</w:t>
+      </w:r>
+    </w:p>
     <w:sectPr>
       <w:headerReference w:type="default" r:id="rId9"/>
       <w:footerReference w:type="default" r:id="rId10"/>
@@ -26856,7 +27002,7 @@
         <w:rtl w:val="0"/>
         <w:lang w:val="en-US" w:eastAsia="fr-FR" w:bidi="fr-FR"/>
       </w:rPr>
-      <w:t>WooCommerce Invoice Printer  1.4.0</w:t>
+      <w:t>WooCommerce Invoice Printer  1.4.4</w:t>
     </w:r>
   </w:p>
 </w:hdr>
